--- a/resumes/masters/Ching-Wei-Kang-Masters-Application-CV.docx
+++ b/resumes/masters/Ching-Wei-Kang-Masters-Application-CV.docx
@@ -14,7 +14,7 @@
           <w:color w:val="000000"/>
           <w:sz w:val="30"/>
         </w:rPr>
-        <w:t>CHING-WEI KANG</w:t>
+        <w:t>CHING-WEI (WILLIAM) KANG</w:t>
       </w:r>
     </w:p>
     <w:p>
@@ -1712,6 +1712,72 @@
           <w:color w:val="000000"/>
           <w:sz w:val="18"/>
         </w:rPr>
+        <w:t>China and U.S. Engagement at GWU - Founder and Head of Logistics</w:t>
+      </w:r>
+      <w:r>
+        <w:rPr>
+          <w:rFonts w:ascii="Arial" w:hAnsi="Arial"/>
+          <w:color w:val="000000"/>
+          <w:sz w:val="18"/>
+        </w:rPr>
+        <w:t xml:space="preserve"> | Aug 2024 - Present</w:t>
+      </w:r>
+    </w:p>
+    <w:p>
+      <w:pPr>
+        <w:keepLines/>
+        <w:spacing w:after="16" w:line="240" w:lineRule="auto"/>
+        <w:ind w:left="259" w:hanging="173"/>
+      </w:pPr>
+      <w:r>
+        <w:rPr>
+          <w:rFonts w:ascii="Arial" w:hAnsi="Arial"/>
+          <w:b/>
+          <w:color w:val="000000"/>
+          <w:sz w:val="18"/>
+        </w:rPr>
+        <w:t xml:space="preserve">•  </w:t>
+      </w:r>
+      <w:r>
+        <w:rPr>
+          <w:rFonts w:ascii="Arial" w:hAnsi="Arial"/>
+          <w:b/>
+          <w:color w:val="000000"/>
+          <w:sz w:val="18"/>
+        </w:rPr>
+        <w:t>China Student Development Think Tank - Leader and Head Scheduler</w:t>
+      </w:r>
+      <w:r>
+        <w:rPr>
+          <w:rFonts w:ascii="Arial" w:hAnsi="Arial"/>
+          <w:color w:val="000000"/>
+          <w:sz w:val="18"/>
+        </w:rPr>
+        <w:t xml:space="preserve"> | Aug 2023 - Present</w:t>
+      </w:r>
+    </w:p>
+    <w:p>
+      <w:pPr>
+        <w:keepLines/>
+        <w:spacing w:after="16" w:line="240" w:lineRule="auto"/>
+        <w:ind w:left="259" w:hanging="173"/>
+      </w:pPr>
+      <w:r>
+        <w:rPr>
+          <w:rFonts w:ascii="Arial" w:hAnsi="Arial"/>
+          <w:b/>
+          <w:color w:val="000000"/>
+          <w:sz w:val="18"/>
+        </w:rPr>
+        <w:t xml:space="preserve">•  </w:t>
+      </w:r>
+      <w:r>
+        <w:rPr>
+          <w:rFonts w:ascii="Arial" w:hAnsi="Arial"/>
+          <w:b/>
+          <w:color w:val="000000"/>
+          <w:sz w:val="18"/>
+        </w:rPr>
         <w:t>UW-Madison Data Science Club</w:t>
       </w:r>
       <w:r>

--- a/resumes/masters/Ching-Wei-Kang-Masters-Application-CV.docx
+++ b/resumes/masters/Ching-Wei-Kang-Masters-Application-CV.docx
@@ -435,7 +435,7 @@
           <w:color w:val="000000"/>
           <w:sz w:val="18"/>
         </w:rPr>
-        <w:t>Led backend development</w:t>
+        <w:t>Made an AI video generation platform production-ready</w:t>
       </w:r>
       <w:r>
         <w:rPr>
@@ -443,7 +443,7 @@
           <w:color w:val="000000"/>
           <w:sz w:val="18"/>
         </w:rPr>
-        <w:t xml:space="preserve"> for an AI video generation platform, integrating Gemini inference with FastAPI, PostgreSQL, and Redis across multistage media workflows.</w:t>
+        <w:t xml:space="preserve"> by leading backend development with Gemini, FastAPI, PostgreSQL, and Redis across validated multistage workflows.</w:t>
       </w:r>
     </w:p>
     <w:p>
@@ -468,7 +468,7 @@
           <w:color w:val="000000"/>
           <w:sz w:val="18"/>
         </w:rPr>
-        <w:t>Implemented parallel execution, caching, RBAC, observability, CI/CD, and SSE streaming</w:t>
+        <w:t>Reduced repeated work and improved operational visibility</w:t>
       </w:r>
       <w:r>
         <w:rPr>
@@ -476,7 +476,7 @@
           <w:color w:val="000000"/>
           <w:sz w:val="18"/>
         </w:rPr>
-        <w:t>; partnered with the CEO and four departments to translate product needs into reliable production features.</w:t>
+        <w:t xml:space="preserve"> through parallel execution, caching, RBAC, observability, CI/CD, and SSE streaming, while translating priorities from the CEO and four departments into reliable releases.</w:t>
       </w:r>
     </w:p>
     <w:p>
@@ -563,7 +563,7 @@
           <w:color w:val="000000"/>
           <w:sz w:val="18"/>
         </w:rPr>
-        <w:t>Designed multi-agent pharmaceutical research workflows</w:t>
+        <w:t>Made pharmaceutical research traceable</w:t>
       </w:r>
       <w:r>
         <w:rPr>
@@ -571,7 +571,7 @@
           <w:color w:val="000000"/>
           <w:sz w:val="18"/>
         </w:rPr>
-        <w:t xml:space="preserve"> with evidence grading, human review checkpoints, automated validation, and auditable source provenance.</w:t>
+        <w:t xml:space="preserve"> by designing multi-agent workflows with evidence grading, human review checkpoints, automated validation, and auditable source provenance.</w:t>
       </w:r>
     </w:p>
     <w:p>
@@ -596,7 +596,7 @@
           <w:color w:val="000000"/>
           <w:sz w:val="18"/>
         </w:rPr>
-        <w:t>Built searchable interfaces and structured JSON/SQLite exports</w:t>
+        <w:t>Enabled reviewers to verify international healthcare findings</w:t>
       </w:r>
       <w:r>
         <w:rPr>
@@ -604,7 +604,7 @@
           <w:color w:val="000000"/>
           <w:sz w:val="18"/>
         </w:rPr>
-        <w:t xml:space="preserve"> for reports, legal evidence, company data, and partner verification across international healthcare markets.</w:t>
+        <w:t xml:space="preserve"> by building searchable interfaces and structured JSON/SQLite exports across reports, legal evidence, company data, and partner records.</w:t>
       </w:r>
     </w:p>
     <w:p>
@@ -691,7 +691,7 @@
           <w:color w:val="000000"/>
           <w:sz w:val="18"/>
         </w:rPr>
-        <w:t>Analyzed AI policy and talent-allocation trends</w:t>
+        <w:t>Supported national AI talent-allocation research</w:t>
       </w:r>
       <w:r>
         <w:rPr>
@@ -699,7 +699,7 @@
           <w:color w:val="000000"/>
           <w:sz w:val="18"/>
         </w:rPr>
-        <w:t>, reconciled multi-source institutional evidence, and built a Python linear model for quantitative forecasting and stakeholder analysis.</w:t>
+        <w:t xml:space="preserve"> by reconciling institutional evidence and building a documented Python linear model for reproducible forecasting and stakeholder analysis.</w:t>
       </w:r>
     </w:p>
     <w:p>
@@ -786,7 +786,7 @@
           <w:color w:val="000000"/>
           <w:sz w:val="18"/>
         </w:rPr>
-        <w:t>Designed a Python ingestion pipeline</w:t>
+        <w:t>Made nonprofit registry data usable for reporting</w:t>
       </w:r>
       <w:r>
         <w:rPr>
@@ -794,7 +794,7 @@
           <w:color w:val="000000"/>
           <w:sz w:val="18"/>
         </w:rPr>
-        <w:t xml:space="preserve"> using BeautifulSoup, Requests, and Pandas; parsed and loaded 50,000+ nonprofit tax records into PostgreSQL with 98% accuracy.</w:t>
+        <w:t xml:space="preserve"> by building a BeautifulSoup, Requests, and Pandas ingestion pipeline that loaded 50,000+ PostgreSQL records with 98% accuracy.</w:t>
       </w:r>
     </w:p>
     <w:p>
@@ -881,7 +881,7 @@
           <w:color w:val="000000"/>
           <w:sz w:val="18"/>
         </w:rPr>
-        <w:t>Analyzed operational data</w:t>
+        <w:t>Improved management reporting and process visibility</w:t>
       </w:r>
       <w:r>
         <w:rPr>
@@ -889,7 +889,7 @@
           <w:color w:val="000000"/>
           <w:sz w:val="18"/>
         </w:rPr>
-        <w:t xml:space="preserve"> with Python, SQL, Excel, and Power BI, then connected Power Platform and CRM workflows to improve management reporting and process visibility.</w:t>
+        <w:t xml:space="preserve"> by analyzing operational data with Python, SQL, Excel, and Power BI and connecting Power Platform and CRM workflows.</w:t>
       </w:r>
     </w:p>
     <w:p>
@@ -976,7 +976,7 @@
           <w:color w:val="000000"/>
           <w:sz w:val="18"/>
         </w:rPr>
-        <w:t>Analyzed demographic, behavioral, and preference data</w:t>
+        <w:t>Supported North American market strategy</w:t>
       </w:r>
       <w:r>
         <w:rPr>
@@ -984,7 +984,7 @@
           <w:color w:val="000000"/>
           <w:sz w:val="18"/>
         </w:rPr>
-        <w:t xml:space="preserve"> with Python and Excel, contributing visualizations and findings to a 200+ page North American Asian food market white paper and stakeholder-ready market recommendations.</w:t>
+        <w:t xml:space="preserve"> by analyzing demographic, behavioral, and preference data with Python and Excel, contributing visualizations and recommendations to a 200+ page Asian food industry white paper.</w:t>
       </w:r>
     </w:p>
     <w:p>

--- a/resumes/masters/Ching-Wei-Kang-Masters-Application-CV.docx
+++ b/resumes/masters/Ching-Wei-Kang-Masters-Application-CV.docx
@@ -1525,6 +1525,264 @@
     <w:p>
       <w:pPr>
         <w:keepNext/>
+        <w:tabs>
+          <w:tab w:pos="10656" w:val="right"/>
+        </w:tabs>
+        <w:spacing w:before="9" w:after="0"/>
+      </w:pPr>
+      <w:r>
+        <w:rPr>
+          <w:rFonts w:ascii="Arial" w:hAnsi="Arial"/>
+          <w:b/>
+          <w:color w:val="000000"/>
+          <w:sz w:val="18"/>
+        </w:rPr>
+        <w:t>Dungeons &amp; Dragons Voice Adventure</w:t>
+      </w:r>
+      <w:r>
+        <w:tab/>
+      </w:r>
+      <w:r>
+        <w:rPr>
+          <w:rFonts w:ascii="Arial" w:hAnsi="Arial"/>
+          <w:b/>
+          <w:i w:val="0"/>
+          <w:color w:val="000000"/>
+          <w:sz w:val="18"/>
+        </w:rPr>
+        <w:t>2026</w:t>
+      </w:r>
+    </w:p>
+    <w:p>
+      <w:pPr>
+        <w:spacing w:after="9"/>
+      </w:pPr>
+      <w:r>
+        <w:rPr>
+          <w:rFonts w:ascii="Arial" w:hAnsi="Arial"/>
+          <w:b/>
+          <w:color w:val="000000"/>
+          <w:sz w:val="18"/>
+        </w:rPr>
+        <w:t xml:space="preserve">Technologies: </w:t>
+      </w:r>
+      <w:r>
+        <w:rPr>
+          <w:rFonts w:ascii="Arial" w:hAnsi="Arial"/>
+          <w:color w:val="000000"/>
+          <w:sz w:val="18"/>
+        </w:rPr>
+        <w:t>Gemini Live, multimodal voice interaction, dynamic visuals</w:t>
+      </w:r>
+    </w:p>
+    <w:p>
+      <w:pPr>
+        <w:keepLines/>
+        <w:spacing w:after="16" w:line="240" w:lineRule="auto"/>
+        <w:ind w:left="259" w:hanging="173"/>
+      </w:pPr>
+      <w:r>
+        <w:rPr>
+          <w:rFonts w:ascii="Arial" w:hAnsi="Arial"/>
+          <w:b/>
+          <w:color w:val="000000"/>
+          <w:sz w:val="18"/>
+        </w:rPr>
+        <w:t xml:space="preserve">•  </w:t>
+      </w:r>
+      <w:r>
+        <w:rPr>
+          <w:rFonts w:ascii="Arial" w:hAnsi="Arial"/>
+          <w:b/>
+          <w:color w:val="000000"/>
+          <w:sz w:val="18"/>
+        </w:rPr>
+        <w:t>Delivered a real-time storytelling system</w:t>
+      </w:r>
+      <w:r>
+        <w:rPr>
+          <w:rFonts w:ascii="Arial" w:hAnsi="Arial"/>
+          <w:color w:val="000000"/>
+          <w:sz w:val="18"/>
+        </w:rPr>
+        <w:t xml:space="preserve"> with turn-based gameplay, live agent responses, multimodal voice interaction, and dynamically generated visual feedback.</w:t>
+      </w:r>
+    </w:p>
+    <w:p>
+      <w:pPr>
+        <w:keepNext/>
+        <w:tabs>
+          <w:tab w:pos="10656" w:val="right"/>
+        </w:tabs>
+        <w:spacing w:before="9" w:after="0"/>
+      </w:pPr>
+      <w:r>
+        <w:rPr>
+          <w:rFonts w:ascii="Arial" w:hAnsi="Arial"/>
+          <w:b/>
+          <w:color w:val="000000"/>
+          <w:sz w:val="18"/>
+        </w:rPr>
+        <w:t>prompttrace - LLM Observability</w:t>
+      </w:r>
+      <w:r>
+        <w:tab/>
+      </w:r>
+      <w:r>
+        <w:rPr>
+          <w:rFonts w:ascii="Arial" w:hAnsi="Arial"/>
+          <w:b/>
+          <w:i w:val="0"/>
+          <w:color w:val="000000"/>
+          <w:sz w:val="18"/>
+        </w:rPr>
+        <w:t>2026</w:t>
+      </w:r>
+    </w:p>
+    <w:p>
+      <w:pPr>
+        <w:spacing w:after="9"/>
+      </w:pPr>
+      <w:r>
+        <w:rPr>
+          <w:rFonts w:ascii="Arial" w:hAnsi="Arial"/>
+          <w:b/>
+          <w:color w:val="000000"/>
+          <w:sz w:val="18"/>
+        </w:rPr>
+        <w:t xml:space="preserve">Technologies: </w:t>
+      </w:r>
+      <w:r>
+        <w:rPr>
+          <w:rFonts w:ascii="Arial" w:hAnsi="Arial"/>
+          <w:color w:val="000000"/>
+          <w:sz w:val="18"/>
+        </w:rPr>
+        <w:t>LLM tracing, latency logging, failure analysis, cost analytics</w:t>
+      </w:r>
+    </w:p>
+    <w:p>
+      <w:pPr>
+        <w:keepLines/>
+        <w:spacing w:after="16" w:line="240" w:lineRule="auto"/>
+        <w:ind w:left="259" w:hanging="173"/>
+      </w:pPr>
+      <w:r>
+        <w:rPr>
+          <w:rFonts w:ascii="Arial" w:hAnsi="Arial"/>
+          <w:b/>
+          <w:color w:val="000000"/>
+          <w:sz w:val="18"/>
+        </w:rPr>
+        <w:t xml:space="preserve">•  </w:t>
+      </w:r>
+      <w:r>
+        <w:rPr>
+          <w:rFonts w:ascii="Arial" w:hAnsi="Arial"/>
+          <w:b/>
+          <w:color w:val="000000"/>
+          <w:sz w:val="18"/>
+        </w:rPr>
+        <w:t>Built experiment observability for LLM workflows</w:t>
+      </w:r>
+      <w:r>
+        <w:rPr>
+          <w:rFonts w:ascii="Arial" w:hAnsi="Arial"/>
+          <w:color w:val="000000"/>
+          <w:sz w:val="18"/>
+        </w:rPr>
+        <w:t>, exposing failures, latency, and spend so model behavior could be debugged and optimized across repeated runs.</w:t>
+      </w:r>
+    </w:p>
+    <w:p>
+      <w:pPr>
+        <w:keepNext/>
+        <w:tabs>
+          <w:tab w:pos="10656" w:val="right"/>
+        </w:tabs>
+        <w:spacing w:before="9" w:after="0"/>
+      </w:pPr>
+      <w:r>
+        <w:rPr>
+          <w:rFonts w:ascii="Arial" w:hAnsi="Arial"/>
+          <w:b/>
+          <w:color w:val="000000"/>
+          <w:sz w:val="18"/>
+        </w:rPr>
+        <w:t>llm-fit - Local Model Hardware Advisor</w:t>
+      </w:r>
+      <w:r>
+        <w:tab/>
+      </w:r>
+      <w:r>
+        <w:rPr>
+          <w:rFonts w:ascii="Arial" w:hAnsi="Arial"/>
+          <w:b/>
+          <w:i w:val="0"/>
+          <w:color w:val="000000"/>
+          <w:sz w:val="18"/>
+        </w:rPr>
+        <w:t>2026</w:t>
+      </w:r>
+    </w:p>
+    <w:p>
+      <w:pPr>
+        <w:spacing w:after="9"/>
+      </w:pPr>
+      <w:r>
+        <w:rPr>
+          <w:rFonts w:ascii="Arial" w:hAnsi="Arial"/>
+          <w:b/>
+          <w:color w:val="000000"/>
+          <w:sz w:val="18"/>
+        </w:rPr>
+        <w:t xml:space="preserve">Technologies: </w:t>
+      </w:r>
+      <w:r>
+        <w:rPr>
+          <w:rFonts w:ascii="Arial" w:hAnsi="Arial"/>
+          <w:color w:val="000000"/>
+          <w:sz w:val="18"/>
+        </w:rPr>
+        <w:t>Local LLM hardware fit estimation, model selection, command generation</w:t>
+      </w:r>
+    </w:p>
+    <w:p>
+      <w:pPr>
+        <w:keepLines/>
+        <w:spacing w:after="16" w:line="240" w:lineRule="auto"/>
+        <w:ind w:left="259" w:hanging="173"/>
+      </w:pPr>
+      <w:r>
+        <w:rPr>
+          <w:rFonts w:ascii="Arial" w:hAnsi="Arial"/>
+          <w:b/>
+          <w:color w:val="000000"/>
+          <w:sz w:val="18"/>
+        </w:rPr>
+        <w:t xml:space="preserve">•  </w:t>
+      </w:r>
+      <w:r>
+        <w:rPr>
+          <w:rFonts w:ascii="Arial" w:hAnsi="Arial"/>
+          <w:b/>
+          <w:color w:val="000000"/>
+          <w:sz w:val="18"/>
+        </w:rPr>
+        <w:t>Translated device constraints into compatible local-model choices and runnable commands</w:t>
+      </w:r>
+      <w:r>
+        <w:rPr>
+          <w:rFonts w:ascii="Arial" w:hAnsi="Arial"/>
+          <w:color w:val="000000"/>
+          <w:sz w:val="18"/>
+        </w:rPr>
+        <w:t>, helping users evaluate deployment feasibility before downloading or serving a model.</w:t>
+      </w:r>
+    </w:p>
+    <w:p>
+      <w:pPr>
+        <w:keepNext/>
         <w:spacing w:before="80" w:after="20"/>
         <w:pBdr>
           <w:bottom w:val="single" w:sz="10" w:space="1" w:color="000000"/>

--- a/resumes/masters/Ching-Wei-Kang-Masters-Application-CV.docx
+++ b/resumes/masters/Ching-Wei-Kang-Masters-Application-CV.docx
@@ -635,7 +635,7 @@
           <w:color w:val="000000"/>
           <w:sz w:val="19"/>
         </w:rPr>
-        <w:t>United States | Remote</w:t>
+        <w:t>Washington, DC | Remote</w:t>
       </w:r>
     </w:p>
     <w:p>

--- a/resumes/masters/Ching-Wei-Kang-Masters-Application-CV.docx
+++ b/resumes/masters/Ching-Wei-Kang-Masters-Application-CV.docx
@@ -717,101 +717,6 @@
           <w:color w:val="000000"/>
           <w:sz w:val="19"/>
         </w:rPr>
-        <w:t>The Marcus Harris Foundation</w:t>
-      </w:r>
-      <w:r>
-        <w:tab/>
-      </w:r>
-      <w:r>
-        <w:rPr>
-          <w:rFonts w:ascii="Arial" w:hAnsi="Arial"/>
-          <w:b/>
-          <w:i w:val="0"/>
-          <w:color w:val="000000"/>
-          <w:sz w:val="19"/>
-        </w:rPr>
-        <w:t>Washington, DC</w:t>
-      </w:r>
-    </w:p>
-    <w:p>
-      <w:pPr>
-        <w:keepNext/>
-        <w:tabs>
-          <w:tab w:pos="10656" w:val="right"/>
-        </w:tabs>
-        <w:spacing w:before="0" w:after="0"/>
-      </w:pPr>
-      <w:r>
-        <w:rPr>
-          <w:rFonts w:ascii="Arial" w:hAnsi="Arial"/>
-          <w:b/>
-          <w:color w:val="000000"/>
-          <w:sz w:val="18"/>
-        </w:rPr>
-        <w:t>Data Engineering and Automation Intern</w:t>
-      </w:r>
-      <w:r>
-        <w:tab/>
-      </w:r>
-      <w:r>
-        <w:rPr>
-          <w:rFonts w:ascii="Arial" w:hAnsi="Arial"/>
-          <w:b w:val="0"/>
-          <w:i/>
-          <w:color w:val="000000"/>
-          <w:sz w:val="18"/>
-        </w:rPr>
-        <w:t>Sep 2024 - Dec 2024</w:t>
-      </w:r>
-    </w:p>
-    <w:p>
-      <w:pPr>
-        <w:keepLines/>
-        <w:spacing w:after="16" w:line="240" w:lineRule="auto"/>
-        <w:ind w:left="259" w:hanging="173"/>
-      </w:pPr>
-      <w:r>
-        <w:rPr>
-          <w:rFonts w:ascii="Arial" w:hAnsi="Arial"/>
-          <w:b/>
-          <w:color w:val="000000"/>
-          <w:sz w:val="18"/>
-        </w:rPr>
-        <w:t xml:space="preserve">•  </w:t>
-      </w:r>
-      <w:r>
-        <w:rPr>
-          <w:rFonts w:ascii="Arial" w:hAnsi="Arial"/>
-          <w:b/>
-          <w:color w:val="000000"/>
-          <w:sz w:val="18"/>
-        </w:rPr>
-        <w:t>Made nonprofit registry data usable for reporting</w:t>
-      </w:r>
-      <w:r>
-        <w:rPr>
-          <w:rFonts w:ascii="Arial" w:hAnsi="Arial"/>
-          <w:color w:val="000000"/>
-          <w:sz w:val="18"/>
-        </w:rPr>
-        <w:t xml:space="preserve"> by building a BeautifulSoup, Requests, and Pandas ingestion pipeline that loaded 50,000+ PostgreSQL records with 98% accuracy.</w:t>
-      </w:r>
-    </w:p>
-    <w:p>
-      <w:pPr>
-        <w:keepNext/>
-        <w:tabs>
-          <w:tab w:pos="10656" w:val="right"/>
-        </w:tabs>
-        <w:spacing w:before="12" w:after="0"/>
-      </w:pPr>
-      <w:r>
-        <w:rPr>
-          <w:rFonts w:ascii="Arial" w:hAnsi="Arial"/>
-          <w:b/>
-          <w:color w:val="000000"/>
-          <w:sz w:val="19"/>
-        </w:rPr>
         <w:t>Springer Capital</w:t>
       </w:r>
       <w:r>
@@ -1266,7 +1171,6 @@
     <w:p>
       <w:pPr>
         <w:keepNext/>
-        <w:pageBreakBefore/>
         <w:tabs>
           <w:tab w:pos="10656" w:val="right"/>
         </w:tabs>

--- a/resumes/masters/Ching-Wei-Kang-Masters-Application-CV.docx
+++ b/resumes/masters/Ching-Wei-Kang-Masters-Application-CV.docx
@@ -1757,7 +1757,7 @@
           <w:color w:val="000000"/>
           <w:sz w:val="18"/>
         </w:rPr>
-        <w:t>Contributed through maintainer review and CI workflows</w:t>
+        <w:t>Cloudflare vinext #2521:</w:t>
       </w:r>
       <w:r>
         <w:rPr>
@@ -1765,7 +1765,106 @@
           <w:color w:val="000000"/>
           <w:sz w:val="18"/>
         </w:rPr>
-        <w:t xml:space="preserve"> to GitHub Docs, Docker CLI, Microsoft APM, NVIDIA NemoClaw, Meta DotSlash, Repomix, and other developer tools.</w:t>
+        <w:t xml:space="preserve"> propagated resolved Next.js server externals into Nitro traceDeps while preserving and de-duplicating user configuration; added regression coverage across default packages, custom externals, development mode, and production builds.</w:t>
+      </w:r>
+    </w:p>
+    <w:p>
+      <w:pPr>
+        <w:keepLines/>
+        <w:spacing w:after="16" w:line="240" w:lineRule="auto"/>
+        <w:ind w:left="259" w:hanging="173"/>
+      </w:pPr>
+      <w:r>
+        <w:rPr>
+          <w:rFonts w:ascii="Arial" w:hAnsi="Arial"/>
+          <w:b/>
+          <w:color w:val="000000"/>
+          <w:sz w:val="18"/>
+        </w:rPr>
+        <w:t xml:space="preserve">•  </w:t>
+      </w:r>
+      <w:r>
+        <w:rPr>
+          <w:rFonts w:ascii="Arial" w:hAnsi="Arial"/>
+          <w:b/>
+          <w:color w:val="000000"/>
+          <w:sz w:val="18"/>
+        </w:rPr>
+        <w:t>Microsoft APM #1971:</w:t>
+      </w:r>
+      <w:r>
+        <w:rPr>
+          <w:rFonts w:ascii="Arial" w:hAnsi="Arial"/>
+          <w:color w:val="000000"/>
+          <w:sz w:val="18"/>
+        </w:rPr>
+        <w:t xml:space="preserve"> enforced least-privilege 0o700 permissions for deployed plugin executables and normalized deny-list identities to prevent bypasses through casing, .git suffixes, or alternate GitHub URL forms; added integration and mutation-regression tests.</w:t>
+      </w:r>
+    </w:p>
+    <w:p>
+      <w:pPr>
+        <w:keepLines/>
+        <w:spacing w:after="16" w:line="240" w:lineRule="auto"/>
+        <w:ind w:left="259" w:hanging="173"/>
+      </w:pPr>
+      <w:r>
+        <w:rPr>
+          <w:rFonts w:ascii="Arial" w:hAnsi="Arial"/>
+          <w:b/>
+          <w:color w:val="000000"/>
+          <w:sz w:val="18"/>
+        </w:rPr>
+        <w:t xml:space="preserve">•  </w:t>
+      </w:r>
+      <w:r>
+        <w:rPr>
+          <w:rFonts w:ascii="Arial" w:hAnsi="Arial"/>
+          <w:b/>
+          <w:color w:val="000000"/>
+          <w:sz w:val="18"/>
+        </w:rPr>
+        <w:t>NVIDIA NemoClaw #5676:</w:t>
+      </w:r>
+      <w:r>
+        <w:rPr>
+          <w:rFonts w:ascii="Arial" w:hAnsi="Arial"/>
+          <w:color w:val="000000"/>
+          <w:sz w:val="18"/>
+        </w:rPr>
+        <w:t xml:space="preserve"> hardened agents-list parsing against warning text and multiple JSON response schemas while preserving agent-ID filtering; validated the change with targeted tests, linting, CLI builds, and type checking.</w:t>
+      </w:r>
+    </w:p>
+    <w:p>
+      <w:pPr>
+        <w:keepLines/>
+        <w:spacing w:after="16" w:line="240" w:lineRule="auto"/>
+        <w:ind w:left="259" w:hanging="173"/>
+      </w:pPr>
+      <w:r>
+        <w:rPr>
+          <w:rFonts w:ascii="Arial" w:hAnsi="Arial"/>
+          <w:b/>
+          <w:color w:val="000000"/>
+          <w:sz w:val="18"/>
+        </w:rPr>
+        <w:t xml:space="preserve">•  </w:t>
+      </w:r>
+      <w:r>
+        <w:rPr>
+          <w:rFonts w:ascii="Arial" w:hAnsi="Arial"/>
+          <w:b/>
+          <w:color w:val="000000"/>
+          <w:sz w:val="18"/>
+        </w:rPr>
+        <w:t>Meta DotSlash #16:</w:t>
+      </w:r>
+      <w:r>
+        <w:rPr>
+          <w:rFonts w:ascii="Arial" w:hAnsi="Arial"/>
+          <w:color w:val="000000"/>
+          <w:sz w:val="18"/>
+        </w:rPr>
+        <w:t xml:space="preserve"> added portable SHA-256 verification for downloaded release assets before extraction, resolving platform-specific asset metadata and supporting sha256sum with a shasum fallback across macOS, Windows, and Linux release targets.</w:t>
       </w:r>
     </w:p>
     <w:p>

--- a/resumes/masters/Ching-Wei-Kang-Masters-Application-CV.docx
+++ b/resumes/masters/Ching-Wei-Kang-Masters-Application-CV.docx
@@ -171,7 +171,7 @@
           <w:color w:val="000000"/>
           <w:sz w:val="18"/>
         </w:rPr>
-        <w:t>B.S. Computer Science and Data Science | GPA: 3.91/4.0</w:t>
+        <w:t>B.S. Computer Science and Data Science | GPA: 3.75/4.0</w:t>
       </w:r>
       <w:r>
         <w:tab/>
